--- a/docs/GS_Tablero_ParkFlow360.docx
+++ b/docs/GS_Tablero_ParkFlow360.docx
@@ -71,21 +71,8 @@
         <w:ind w:firstLine="0"/>
         <w:jc w:val="center"/>
       </w:pPr>
-      <w:proofErr w:type="spellStart"/>
       <w:r>
-        <w:t>Fecha</w:t>
-      </w:r>
-      <w:proofErr w:type="spellEnd"/>
-      <w:r>
-        <w:t xml:space="preserve"> base del </w:t>
-      </w:r>
-      <w:proofErr w:type="spellStart"/>
-      <w:r>
-        <w:t>proyecto</w:t>
-      </w:r>
-      <w:proofErr w:type="spellEnd"/>
-      <w:r>
-        <w:t>: 6 de octubre de 2026</w:t>
+        <w:t>Fecha base del proyecto: 6 de octubre de 2026</w:t>
       </w:r>
     </w:p>
     <w:p>
@@ -106,34 +93,12 @@
     </w:p>
     <w:p>
       <w:r>
-        <w:rPr>
-          <w:b/>
-        </w:rPr>
-        <w:t>Herramienta propuesta:</w:t>
-      </w:r>
-      <w:r>
-        <w:t xml:space="preserve"> GitHub Projects, vista a nivel del repositorio declarado </w:t>
-      </w:r>
-      <w:r>
-        <w:rPr>
-          <w:rFonts w:ascii="Courier New" w:hAnsi="Courier New"/>
-          <w:sz w:val="20"/>
-        </w:rPr>
-        <w:t>JulianSalamanca-code/ParkFlow360</w:t>
-      </w:r>
-      <w:r>
-        <w:t>. No se recibió enlace o evidencia para confirmar que el tablero ya exista.</w:t>
+        <w:t>Herramienta propuesta: GitHub Projects, vista a nivel del repositorio declarado JulianSalamanca-code/ParkFlow360. No se recibió enlace o evidencia para confirmar que el tablero ya exista.</w:t>
       </w:r>
     </w:p>
     <w:p>
       <w:r>
-        <w:rPr>
-          <w:b/>
-        </w:rPr>
-        <w:t>Equipo:</w:t>
-      </w:r>
-      <w:r>
-        <w:t xml:space="preserve"> Ruben Viasus (frontend) y Julian Salamanca (backend / líder técnico).</w:t>
+        <w:t>Equipo: Ruben Viasus (frontend) y Julian Salamanca (backend / líder técnico).</w:t>
       </w:r>
     </w:p>
     <w:p>
@@ -143,6 +108,10 @@
       </w:pPr>
       <w:r>
         <w:t>Flujo de trabajo</w:t>
+        <w:br/>
+        <w:t>Historias iniciales del alcance</w:t>
+        <w:br/>
+        <w:t>Estimaciones iniciales en story points para planificación, no esfuerzo medido. Prioridades y puntos deben confirmarse con Planning Poker y con el administrador.</w:t>
       </w:r>
     </w:p>
     <w:tbl>
@@ -2077,6 +2046,10 @@
       </w:pPr>
       <w:r>
         <w:t>Trazabilidad y acceso</w:t>
+        <w:br/>
+        <w:t>El identificador aparece en el commit, por ejemplo feat(backend): HU-05 registrar ingreso; el PR referencia la historia y sus criterios de aceptación. El tablero debe mostrar el enlace entre tarjeta, rama, commit y PR.</w:t>
+        <w:br/>
+        <w:t>Acceso de lectura del docente: invitar [COMPLETAR: usuario de GitHub del docente] con permiso Read al repositorio, o publicar el tablero y compartir su URL. Confirmar política institucional antes de hacerlo público.</w:t>
       </w:r>
     </w:p>
     <w:p>
